--- a/Chapter 2/Chapter 2.docx
+++ b/Chapter 2/Chapter 2.docx
@@ -1,6 +1,6 @@
 
 <file path=word/document.xml><?xml version="1.0" encoding="utf-8"?>
-<w:document xmlns:wpc="http://schemas.microsoft.com/office/word/2010/wordprocessingCanvas" xmlns:cx="http://schemas.microsoft.com/office/drawing/2014/chartex" xmlns:cx1="http://schemas.microsoft.com/office/drawing/2015/9/8/chartex" xmlns:cx2="http://schemas.microsoft.com/office/drawing/2015/10/21/chartex" xmlns:cx3="http://schemas.microsoft.com/office/drawing/2016/5/9/chartex" xmlns:cx4="http://schemas.microsoft.com/office/drawing/2016/5/10/chartex" xmlns:cx5="http://schemas.microsoft.com/office/drawing/2016/5/11/chartex" xmlns:cx6="http://schemas.microsoft.com/office/drawing/2016/5/12/chartex" xmlns:cx7="http://schemas.microsoft.com/office/drawing/2016/5/13/chartex" xmlns:cx8="http://schemas.microsoft.com/office/drawing/2016/5/14/chartex" xmlns:mc="http://schemas.openxmlformats.org/markup-compatibility/2006" xmlns:aink="http://schemas.microsoft.com/office/drawing/2016/ink" xmlns:am3d="http://schemas.microsoft.com/office/drawing/2017/model3d" xmlns:o="urn:schemas-microsoft-com:office:office" xmlns:oel="http://schemas.microsoft.com/office/2019/extlst" xmlns:r="http://schemas.openxmlformats.org/officeDocument/2006/relationships" xmlns:m="http://schemas.openxmlformats.org/officeDocument/2006/math" xmlns:v="urn:schemas-microsoft-com:vml" xmlns:wp14="http://schemas.microsoft.com/office/word/2010/wordprocessingDrawing" xmlns:wp="http://schemas.openxmlformats.org/drawingml/2006/wordprocessingDrawing" xmlns:w10="urn:schemas-microsoft-com:office:word" xmlns:w="http://schemas.openxmlformats.org/wordprocessingml/2006/main" xmlns:w14="http://schemas.microsoft.com/office/word/2010/wordml" xmlns:w15="http://schemas.microsoft.com/office/word/2012/wordml" xmlns:w16cex="http://schemas.microsoft.com/office/word/2018/wordml/cex" xmlns:w16cid="http://schemas.microsoft.com/office/word/2016/wordml/cid" xmlns:w16="http://schemas.microsoft.com/office/word/2018/wordml" xmlns:w16sdtdh="http://schemas.microsoft.com/office/word/2020/wordml/sdtdatahash" xmlns:w16se="http://schemas.microsoft.com/office/word/2015/wordml/symex" xmlns:wpg="http://schemas.microsoft.com/office/word/2010/wordprocessingGroup" xmlns:wpi="http://schemas.microsoft.com/office/word/2010/wordprocessingInk" xmlns:wne="http://schemas.microsoft.com/office/word/2006/wordml" xmlns:wps="http://schemas.microsoft.com/office/word/2010/wordprocessingShape" mc:Ignorable="w14 w15 w16se w16cid w16 w16cex w16sdtdh wp14">
+<w:document xmlns:wpc="http://schemas.microsoft.com/office/word/2010/wordprocessingCanvas" xmlns:cx="http://schemas.microsoft.com/office/drawing/2014/chartex" xmlns:cx1="http://schemas.microsoft.com/office/drawing/2015/9/8/chartex" xmlns:cx2="http://schemas.microsoft.com/office/drawing/2015/10/21/chartex" xmlns:cx3="http://schemas.microsoft.com/office/drawing/2016/5/9/chartex" xmlns:cx4="http://schemas.microsoft.com/office/drawing/2016/5/10/chartex" xmlns:cx5="http://schemas.microsoft.com/office/drawing/2016/5/11/chartex" xmlns:cx6="http://schemas.microsoft.com/office/drawing/2016/5/12/chartex" xmlns:cx7="http://schemas.microsoft.com/office/drawing/2016/5/13/chartex" xmlns:cx8="http://schemas.microsoft.com/office/drawing/2016/5/14/chartex" xmlns:mc="http://schemas.openxmlformats.org/markup-compatibility/2006" xmlns:aink="http://schemas.microsoft.com/office/drawing/2016/ink" xmlns:am3d="http://schemas.microsoft.com/office/drawing/2017/model3d" xmlns:o="urn:schemas-microsoft-com:office:office" xmlns:oel="http://schemas.microsoft.com/office/2019/extlst" xmlns:r="http://schemas.openxmlformats.org/officeDocument/2006/relationships" xmlns:m="http://schemas.openxmlformats.org/officeDocument/2006/math" xmlns:v="urn:schemas-microsoft-com:vml" xmlns:wp14="http://schemas.microsoft.com/office/word/2010/wordprocessingDrawing" xmlns:wp="http://schemas.openxmlformats.org/drawingml/2006/wordprocessingDrawing" xmlns:w10="urn:schemas-microsoft-com:office:word" xmlns:w="http://schemas.openxmlformats.org/wordprocessingml/2006/main" xmlns:w14="http://schemas.microsoft.com/office/word/2010/wordml" xmlns:w15="http://schemas.microsoft.com/office/word/2012/wordml" xmlns:w16cex="http://schemas.microsoft.com/office/word/2018/wordml/cex" xmlns:w16cid="http://schemas.microsoft.com/office/word/2016/wordml/cid" xmlns:w16="http://schemas.microsoft.com/office/word/2018/wordml" xmlns:w16du="http://schemas.microsoft.com/office/word/2023/wordml/word16du" xmlns:w16sdtdh="http://schemas.microsoft.com/office/word/2020/wordml/sdtdatahash" xmlns:w16sdtfl="http://schemas.microsoft.com/office/word/2024/wordml/sdtformatlock" xmlns:w16se="http://schemas.microsoft.com/office/word/2015/wordml/symex" xmlns:wpg="http://schemas.microsoft.com/office/word/2010/wordprocessingGroup" xmlns:wpi="http://schemas.microsoft.com/office/word/2010/wordprocessingInk" xmlns:wne="http://schemas.microsoft.com/office/word/2006/wordml" xmlns:wps="http://schemas.microsoft.com/office/word/2010/wordprocessingShape" mc:Ignorable="w14 w15 w16se w16cid w16 w16cex w16sdtdh w16sdtfl w16du wp14">
   <w:body>
     <w:p>
       <w:pPr>
@@ -518,6 +518,7 @@
         </w:rPr>
         <w:t xml:space="preserve"> </w:t>
       </w:r>
+      <w:proofErr w:type="spellStart"/>
       <w:r>
         <w:rPr>
           <w:rFonts w:ascii="Nunito" w:hAnsi="Nunito"/>
@@ -529,6 +530,7 @@
         </w:rPr>
         <w:t>System.out.println</w:t>
       </w:r>
+      <w:proofErr w:type="spellEnd"/>
       <w:r>
         <w:rPr>
           <w:rFonts w:ascii="Nunito" w:hAnsi="Nunito"/>
@@ -546,8 +548,21 @@
           <w:szCs w:val="28"/>
           <w:u w:val="single"/>
         </w:rPr>
-        <w:t xml:space="preserve"> System.out.print</w:t>
-      </w:r>
+        <w:t xml:space="preserve"> </w:t>
+      </w:r>
+      <w:proofErr w:type="spellStart"/>
+      <w:r>
+        <w:rPr>
+          <w:rFonts w:ascii="Nunito" w:hAnsi="Nunito"/>
+          <w:b/>
+          <w:bCs/>
+          <w:sz w:val="28"/>
+          <w:szCs w:val="28"/>
+          <w:u w:val="single"/>
+        </w:rPr>
+        <w:t>System.out.print</w:t>
+      </w:r>
+      <w:proofErr w:type="spellEnd"/>
       <w:r>
         <w:rPr>
           <w:rFonts w:ascii="Nunito" w:hAnsi="Nunito"/>
@@ -564,6 +579,7 @@
         </w:rPr>
         <w:t xml:space="preserve"> </w:t>
       </w:r>
+      <w:proofErr w:type="spellStart"/>
       <w:r>
         <w:rPr>
           <w:rFonts w:ascii="Nunito" w:hAnsi="Nunito"/>
@@ -578,6 +594,18 @@
       <w:r>
         <w:rPr>
           <w:rFonts w:ascii="Nunito" w:hAnsi="Nunito"/>
+          <w:b/>
+          <w:bCs/>
+          <w:sz w:val="28"/>
+          <w:szCs w:val="28"/>
+          <w:u w:val="single"/>
+        </w:rPr>
+        <w:t>f</w:t>
+      </w:r>
+      <w:proofErr w:type="spellEnd"/>
+      <w:r>
+        <w:rPr>
+          <w:rFonts w:ascii="Nunito" w:hAnsi="Nunito"/>
           <w:sz w:val="28"/>
           <w:szCs w:val="28"/>
         </w:rPr>
@@ -645,13 +673,17 @@
       <w:pPr>
         <w:rPr>
           <w:rFonts w:ascii="Nunito" w:hAnsi="Nunito"/>
-          <w:sz w:val="28"/>
-          <w:szCs w:val="28"/>
-        </w:rPr>
-      </w:pPr>
-      <w:r>
-        <w:rPr>
-          <w:rFonts w:ascii="Nunito" w:hAnsi="Nunito"/>
+          <w:b/>
+          <w:bCs/>
+          <w:sz w:val="28"/>
+          <w:szCs w:val="28"/>
+        </w:rPr>
+      </w:pPr>
+      <w:r>
+        <w:rPr>
+          <w:rFonts w:ascii="Nunito" w:hAnsi="Nunito"/>
+          <w:b/>
+          <w:bCs/>
           <w:sz w:val="28"/>
           <w:szCs w:val="28"/>
         </w:rPr>
@@ -679,13 +711,17 @@
       <w:pPr>
         <w:rPr>
           <w:rFonts w:ascii="Nunito" w:hAnsi="Nunito"/>
-          <w:sz w:val="28"/>
-          <w:szCs w:val="28"/>
-        </w:rPr>
-      </w:pPr>
-      <w:r>
-        <w:rPr>
-          <w:rFonts w:ascii="Nunito" w:hAnsi="Nunito"/>
+          <w:b/>
+          <w:bCs/>
+          <w:sz w:val="28"/>
+          <w:szCs w:val="28"/>
+        </w:rPr>
+      </w:pPr>
+      <w:r>
+        <w:rPr>
+          <w:rFonts w:ascii="Nunito" w:hAnsi="Nunito"/>
+          <w:b/>
+          <w:bCs/>
           <w:sz w:val="28"/>
           <w:szCs w:val="28"/>
         </w:rPr>
@@ -713,13 +749,17 @@
       <w:pPr>
         <w:rPr>
           <w:rFonts w:ascii="Nunito" w:hAnsi="Nunito"/>
-          <w:sz w:val="28"/>
-          <w:szCs w:val="28"/>
-        </w:rPr>
-      </w:pPr>
-      <w:r>
-        <w:rPr>
-          <w:rFonts w:ascii="Nunito" w:hAnsi="Nunito"/>
+          <w:b/>
+          <w:bCs/>
+          <w:sz w:val="28"/>
+          <w:szCs w:val="28"/>
+        </w:rPr>
+      </w:pPr>
+      <w:r>
+        <w:rPr>
+          <w:rFonts w:ascii="Nunito" w:hAnsi="Nunito"/>
+          <w:b/>
+          <w:bCs/>
           <w:sz w:val="28"/>
           <w:szCs w:val="28"/>
         </w:rPr>
@@ -748,13 +788,17 @@
       <w:pPr>
         <w:rPr>
           <w:rFonts w:ascii="Nunito" w:hAnsi="Nunito"/>
-          <w:sz w:val="28"/>
-          <w:szCs w:val="28"/>
-        </w:rPr>
-      </w:pPr>
-      <w:r>
-        <w:rPr>
-          <w:rFonts w:ascii="Nunito" w:hAnsi="Nunito"/>
+          <w:b/>
+          <w:bCs/>
+          <w:sz w:val="28"/>
+          <w:szCs w:val="28"/>
+        </w:rPr>
+      </w:pPr>
+      <w:r>
+        <w:rPr>
+          <w:rFonts w:ascii="Nunito" w:hAnsi="Nunito"/>
+          <w:b/>
+          <w:bCs/>
           <w:sz w:val="28"/>
           <w:szCs w:val="28"/>
         </w:rPr>
@@ -782,13 +826,17 @@
       <w:pPr>
         <w:rPr>
           <w:rFonts w:ascii="Nunito" w:hAnsi="Nunito"/>
-          <w:sz w:val="28"/>
-          <w:szCs w:val="28"/>
-        </w:rPr>
-      </w:pPr>
-      <w:r>
-        <w:rPr>
-          <w:rFonts w:ascii="Nunito" w:hAnsi="Nunito"/>
+          <w:b/>
+          <w:bCs/>
+          <w:sz w:val="28"/>
+          <w:szCs w:val="28"/>
+        </w:rPr>
+      </w:pPr>
+      <w:r>
+        <w:rPr>
+          <w:rFonts w:ascii="Nunito" w:hAnsi="Nunito"/>
+          <w:b/>
+          <w:bCs/>
           <w:sz w:val="28"/>
           <w:szCs w:val="28"/>
         </w:rPr>
@@ -797,6 +845,8 @@
       <w:r>
         <w:rPr>
           <w:rFonts w:ascii="Nunito" w:hAnsi="Nunito"/>
+          <w:b/>
+          <w:bCs/>
           <w:sz w:val="28"/>
           <w:szCs w:val="28"/>
         </w:rPr>
@@ -872,7 +922,55 @@
           <w:sz w:val="28"/>
           <w:szCs w:val="28"/>
         </w:rPr>
-        <w:t>int c, thisIsAVariable, q76354, number;</w:t>
+        <w:t xml:space="preserve">int c, </w:t>
+      </w:r>
+      <w:r>
+        <w:rPr>
+          <w:rFonts w:ascii="Nunito" w:hAnsi="Nunito"/>
+          <w:sz w:val="28"/>
+          <w:szCs w:val="28"/>
+        </w:rPr>
+        <w:t xml:space="preserve">String </w:t>
+      </w:r>
+      <w:r>
+        <w:rPr>
+          <w:rFonts w:ascii="Nunito" w:hAnsi="Nunito"/>
+          <w:sz w:val="28"/>
+          <w:szCs w:val="28"/>
+        </w:rPr>
+        <w:t xml:space="preserve">thisIsAVariable, </w:t>
+      </w:r>
+      <w:r>
+        <w:rPr>
+          <w:rFonts w:ascii="Nunito" w:hAnsi="Nunito"/>
+          <w:sz w:val="28"/>
+          <w:szCs w:val="28"/>
+        </w:rPr>
+        <w:t xml:space="preserve">String </w:t>
+      </w:r>
+      <w:r>
+        <w:rPr>
+          <w:rFonts w:ascii="Nunito" w:hAnsi="Nunito"/>
+          <w:sz w:val="28"/>
+          <w:szCs w:val="28"/>
+        </w:rPr>
+        <w:t xml:space="preserve">q76354, </w:t>
+      </w:r>
+      <w:r>
+        <w:rPr>
+          <w:rFonts w:ascii="Nunito" w:hAnsi="Nunito"/>
+          <w:sz w:val="28"/>
+          <w:szCs w:val="28"/>
+        </w:rPr>
+        <w:t xml:space="preserve">int </w:t>
+      </w:r>
+      <w:r>
+        <w:rPr>
+          <w:rFonts w:ascii="Nunito" w:hAnsi="Nunito"/>
+          <w:sz w:val="28"/>
+          <w:szCs w:val="28"/>
+        </w:rPr>
+        <w:t>number;</w:t>
       </w:r>
     </w:p>
     <w:p>
@@ -956,8 +1054,17 @@
           <w:sz w:val="28"/>
           <w:szCs w:val="28"/>
         </w:rPr>
+        <w:t>int Variable</w:t>
+      </w:r>
+      <w:r>
+        <w:rPr>
+          <w:rFonts w:ascii="Nunito" w:hAnsi="Nunito"/>
+          <w:sz w:val="28"/>
+          <w:szCs w:val="28"/>
+        </w:rPr>
         <w:t xml:space="preserve">value = </w:t>
       </w:r>
+      <w:proofErr w:type="gramStart"/>
       <w:r>
         <w:rPr>
           <w:rFonts w:ascii="Nunito" w:hAnsi="Nunito"/>
@@ -966,6 +1073,7 @@
         </w:rPr>
         <w:t>input.nextInt</w:t>
       </w:r>
+      <w:proofErr w:type="gramEnd"/>
       <w:r>
         <w:rPr>
           <w:rFonts w:ascii="Nunito" w:hAnsi="Nunito"/>
@@ -1547,7 +1655,25 @@
           <w:sz w:val="28"/>
           <w:szCs w:val="28"/>
         </w:rPr>
-        <w:t>x = input.nextInt();</w:t>
+        <w:t xml:space="preserve">x = </w:t>
+      </w:r>
+      <w:proofErr w:type="gramStart"/>
+      <w:r>
+        <w:rPr>
+          <w:rFonts w:ascii="Nunito" w:hAnsi="Nunito"/>
+          <w:sz w:val="28"/>
+          <w:szCs w:val="28"/>
+        </w:rPr>
+        <w:t>input.nextInt</w:t>
+      </w:r>
+      <w:proofErr w:type="gramEnd"/>
+      <w:r>
+        <w:rPr>
+          <w:rFonts w:ascii="Nunito" w:hAnsi="Nunito"/>
+          <w:sz w:val="28"/>
+          <w:szCs w:val="28"/>
+        </w:rPr>
+        <w:t>();</w:t>
       </w:r>
     </w:p>
     <w:p>
@@ -1631,7 +1757,25 @@
           <w:sz w:val="28"/>
           <w:szCs w:val="28"/>
         </w:rPr>
-        <w:t>y = input.nextInt();</w:t>
+        <w:t xml:space="preserve">y = </w:t>
+      </w:r>
+      <w:proofErr w:type="gramStart"/>
+      <w:r>
+        <w:rPr>
+          <w:rFonts w:ascii="Nunito" w:hAnsi="Nunito"/>
+          <w:sz w:val="28"/>
+          <w:szCs w:val="28"/>
+        </w:rPr>
+        <w:t>input.nextInt</w:t>
+      </w:r>
+      <w:proofErr w:type="gramEnd"/>
+      <w:r>
+        <w:rPr>
+          <w:rFonts w:ascii="Nunito" w:hAnsi="Nunito"/>
+          <w:sz w:val="28"/>
+          <w:szCs w:val="28"/>
+        </w:rPr>
+        <w:t>();</w:t>
       </w:r>
     </w:p>
     <w:p>
@@ -1741,7 +1885,25 @@
           <w:sz w:val="28"/>
           <w:szCs w:val="28"/>
         </w:rPr>
-        <w:t>z = input.nextInt();</w:t>
+        <w:t xml:space="preserve">z = </w:t>
+      </w:r>
+      <w:proofErr w:type="gramStart"/>
+      <w:r>
+        <w:rPr>
+          <w:rFonts w:ascii="Nunito" w:hAnsi="Nunito"/>
+          <w:sz w:val="28"/>
+          <w:szCs w:val="28"/>
+        </w:rPr>
+        <w:t>input.nextInt</w:t>
+      </w:r>
+      <w:proofErr w:type="gramEnd"/>
+      <w:r>
+        <w:rPr>
+          <w:rFonts w:ascii="Nunito" w:hAnsi="Nunito"/>
+          <w:sz w:val="28"/>
+          <w:szCs w:val="28"/>
+        </w:rPr>
+        <w:t>();</w:t>
       </w:r>
     </w:p>
     <w:p>
@@ -2356,7 +2518,23 @@
           <w:sz w:val="28"/>
           <w:szCs w:val="28"/>
         </w:rPr>
-        <w:t>Answer: a=b*c</w:t>
+        <w:t xml:space="preserve">Answer: </w:t>
+      </w:r>
+      <w:r>
+        <w:rPr>
+          <w:rFonts w:ascii="Nunito" w:hAnsi="Nunito"/>
+          <w:sz w:val="28"/>
+          <w:szCs w:val="28"/>
+        </w:rPr>
+        <w:t xml:space="preserve">int </w:t>
+      </w:r>
+      <w:r>
+        <w:rPr>
+          <w:rFonts w:ascii="Nunito" w:hAnsi="Nunito"/>
+          <w:sz w:val="28"/>
+          <w:szCs w:val="28"/>
+        </w:rPr>
+        <w:t>a=b*c</w:t>
       </w:r>
     </w:p>
     <w:p>
@@ -2488,7 +2666,7 @@
           <w:sz w:val="28"/>
           <w:szCs w:val="28"/>
         </w:rPr>
-        <w:t>True</w:t>
+        <w:t>False</w:t>
       </w:r>
     </w:p>
     <w:p>
@@ -4050,7 +4228,25 @@
           <w:sz w:val="28"/>
           <w:szCs w:val="28"/>
         </w:rPr>
-        <w:t>2.23 What does the following code print? System.out.printf("%</w:t>
+        <w:t xml:space="preserve">2.23 What does the following code print? </w:t>
+      </w:r>
+      <w:proofErr w:type="spellStart"/>
+      <w:r>
+        <w:rPr>
+          <w:rFonts w:ascii="Nunito" w:hAnsi="Nunito"/>
+          <w:sz w:val="28"/>
+          <w:szCs w:val="28"/>
+        </w:rPr>
+        <w:t>System.out.printf</w:t>
+      </w:r>
+      <w:proofErr w:type="spellEnd"/>
+      <w:r>
+        <w:rPr>
+          <w:rFonts w:ascii="Nunito" w:hAnsi="Nunito"/>
+          <w:sz w:val="28"/>
+          <w:szCs w:val="28"/>
+        </w:rPr>
+        <w:t>("%</w:t>
       </w:r>
       <w:proofErr w:type="spellStart"/>
       <w:r>
@@ -4939,7 +5135,7 @@
 </file>
 
 <file path=word/numbering.xml><?xml version="1.0" encoding="utf-8"?>
-<w:numbering xmlns:wpc="http://schemas.microsoft.com/office/word/2010/wordprocessingCanvas" xmlns:cx="http://schemas.microsoft.com/office/drawing/2014/chartex" xmlns:cx1="http://schemas.microsoft.com/office/drawing/2015/9/8/chartex" xmlns:cx2="http://schemas.microsoft.com/office/drawing/2015/10/21/chartex" xmlns:cx3="http://schemas.microsoft.com/office/drawing/2016/5/9/chartex" xmlns:cx4="http://schemas.microsoft.com/office/drawing/2016/5/10/chartex" xmlns:cx5="http://schemas.microsoft.com/office/drawing/2016/5/11/chartex" xmlns:cx6="http://schemas.microsoft.com/office/drawing/2016/5/12/chartex" xmlns:cx7="http://schemas.microsoft.com/office/drawing/2016/5/13/chartex" xmlns:cx8="http://schemas.microsoft.com/office/drawing/2016/5/14/chartex" xmlns:mc="http://schemas.openxmlformats.org/markup-compatibility/2006" xmlns:aink="http://schemas.microsoft.com/office/drawing/2016/ink" xmlns:am3d="http://schemas.microsoft.com/office/drawing/2017/model3d" xmlns:o="urn:schemas-microsoft-com:office:office" xmlns:oel="http://schemas.microsoft.com/office/2019/extlst" xmlns:r="http://schemas.openxmlformats.org/officeDocument/2006/relationships" xmlns:m="http://schemas.openxmlformats.org/officeDocument/2006/math" xmlns:v="urn:schemas-microsoft-com:vml" xmlns:wp14="http://schemas.microsoft.com/office/word/2010/wordprocessingDrawing" xmlns:wp="http://schemas.openxmlformats.org/drawingml/2006/wordprocessingDrawing" xmlns:w10="urn:schemas-microsoft-com:office:word" xmlns:w="http://schemas.openxmlformats.org/wordprocessingml/2006/main" xmlns:w14="http://schemas.microsoft.com/office/word/2010/wordml" xmlns:w15="http://schemas.microsoft.com/office/word/2012/wordml" xmlns:w16cex="http://schemas.microsoft.com/office/word/2018/wordml/cex" xmlns:w16cid="http://schemas.microsoft.com/office/word/2016/wordml/cid" xmlns:w16="http://schemas.microsoft.com/office/word/2018/wordml" xmlns:w16sdtdh="http://schemas.microsoft.com/office/word/2020/wordml/sdtdatahash" xmlns:w16se="http://schemas.microsoft.com/office/word/2015/wordml/symex" xmlns:wpg="http://schemas.microsoft.com/office/word/2010/wordprocessingGroup" xmlns:wpi="http://schemas.microsoft.com/office/word/2010/wordprocessingInk" xmlns:wne="http://schemas.microsoft.com/office/word/2006/wordml" xmlns:wps="http://schemas.microsoft.com/office/word/2010/wordprocessingShape" mc:Ignorable="w14 w15 w16se w16cid w16 w16cex w16sdtdh wp14">
+<w:numbering xmlns:wpc="http://schemas.microsoft.com/office/word/2010/wordprocessingCanvas" xmlns:cx="http://schemas.microsoft.com/office/drawing/2014/chartex" xmlns:cx1="http://schemas.microsoft.com/office/drawing/2015/9/8/chartex" xmlns:cx2="http://schemas.microsoft.com/office/drawing/2015/10/21/chartex" xmlns:cx3="http://schemas.microsoft.com/office/drawing/2016/5/9/chartex" xmlns:cx4="http://schemas.microsoft.com/office/drawing/2016/5/10/chartex" xmlns:cx5="http://schemas.microsoft.com/office/drawing/2016/5/11/chartex" xmlns:cx6="http://schemas.microsoft.com/office/drawing/2016/5/12/chartex" xmlns:cx7="http://schemas.microsoft.com/office/drawing/2016/5/13/chartex" xmlns:cx8="http://schemas.microsoft.com/office/drawing/2016/5/14/chartex" xmlns:mc="http://schemas.openxmlformats.org/markup-compatibility/2006" xmlns:aink="http://schemas.microsoft.com/office/drawing/2016/ink" xmlns:am3d="http://schemas.microsoft.com/office/drawing/2017/model3d" xmlns:o="urn:schemas-microsoft-com:office:office" xmlns:oel="http://schemas.microsoft.com/office/2019/extlst" xmlns:r="http://schemas.openxmlformats.org/officeDocument/2006/relationships" xmlns:m="http://schemas.openxmlformats.org/officeDocument/2006/math" xmlns:v="urn:schemas-microsoft-com:vml" xmlns:wp14="http://schemas.microsoft.com/office/word/2010/wordprocessingDrawing" xmlns:wp="http://schemas.openxmlformats.org/drawingml/2006/wordprocessingDrawing" xmlns:w10="urn:schemas-microsoft-com:office:word" xmlns:w="http://schemas.openxmlformats.org/wordprocessingml/2006/main" xmlns:w14="http://schemas.microsoft.com/office/word/2010/wordml" xmlns:w15="http://schemas.microsoft.com/office/word/2012/wordml" xmlns:w16cex="http://schemas.microsoft.com/office/word/2018/wordml/cex" xmlns:w16cid="http://schemas.microsoft.com/office/word/2016/wordml/cid" xmlns:w16="http://schemas.microsoft.com/office/word/2018/wordml" xmlns:w16du="http://schemas.microsoft.com/office/word/2023/wordml/word16du" xmlns:w16sdtdh="http://schemas.microsoft.com/office/word/2020/wordml/sdtdatahash" xmlns:w16sdtfl="http://schemas.microsoft.com/office/word/2024/wordml/sdtformatlock" xmlns:w16se="http://schemas.microsoft.com/office/word/2015/wordml/symex" xmlns:wpg="http://schemas.microsoft.com/office/word/2010/wordprocessingGroup" xmlns:wpi="http://schemas.microsoft.com/office/word/2010/wordprocessingInk" xmlns:wne="http://schemas.microsoft.com/office/word/2006/wordml" xmlns:wps="http://schemas.microsoft.com/office/word/2010/wordprocessingShape" mc:Ignorable="w14 w15 w16se w16cid w16 w16cex w16sdtdh w16sdtfl w16du wp14">
   <w:abstractNum w:abstractNumId="0" w15:restartNumberingAfterBreak="0">
     <w:nsid w:val="417E3D40"/>
     <w:multiLevelType w:val="hybridMultilevel"/>
@@ -5128,7 +5324,7 @@
 </file>
 
 <file path=word/styles.xml><?xml version="1.0" encoding="utf-8"?>
-<w:styles xmlns:mc="http://schemas.openxmlformats.org/markup-compatibility/2006" xmlns:r="http://schemas.openxmlformats.org/officeDocument/2006/relationships" xmlns:w="http://schemas.openxmlformats.org/wordprocessingml/2006/main" xmlns:w14="http://schemas.microsoft.com/office/word/2010/wordml" xmlns:w15="http://schemas.microsoft.com/office/word/2012/wordml" xmlns:w16cex="http://schemas.microsoft.com/office/word/2018/wordml/cex" xmlns:w16cid="http://schemas.microsoft.com/office/word/2016/wordml/cid" xmlns:w16="http://schemas.microsoft.com/office/word/2018/wordml" xmlns:w16sdtdh="http://schemas.microsoft.com/office/word/2020/wordml/sdtdatahash" xmlns:w16se="http://schemas.microsoft.com/office/word/2015/wordml/symex" mc:Ignorable="w14 w15 w16se w16cid w16 w16cex w16sdtdh">
+<w:styles xmlns:mc="http://schemas.openxmlformats.org/markup-compatibility/2006" xmlns:r="http://schemas.openxmlformats.org/officeDocument/2006/relationships" xmlns:w="http://schemas.openxmlformats.org/wordprocessingml/2006/main" xmlns:w14="http://schemas.microsoft.com/office/word/2010/wordml" xmlns:w15="http://schemas.microsoft.com/office/word/2012/wordml" xmlns:w16cex="http://schemas.microsoft.com/office/word/2018/wordml/cex" xmlns:w16cid="http://schemas.microsoft.com/office/word/2016/wordml/cid" xmlns:w16="http://schemas.microsoft.com/office/word/2018/wordml" xmlns:w16du="http://schemas.microsoft.com/office/word/2023/wordml/word16du" xmlns:w16sdtdh="http://schemas.microsoft.com/office/word/2020/wordml/sdtdatahash" xmlns:w16sdtfl="http://schemas.microsoft.com/office/word/2024/wordml/sdtformatlock" xmlns:w16se="http://schemas.microsoft.com/office/word/2015/wordml/symex" mc:Ignorable="w14 w15 w16se w16cid w16 w16cex w16sdtdh w16sdtfl w16du">
   <w:docDefaults>
     <w:rPrDefault>
       <w:rPr>
